--- a/paper/WRRA_M_0_9_KO.docx
+++ b/paper/WRRA_M_0_9_KO.docx
@@ -43,7 +43,7 @@
         <w:jc w:val="left"/>
       </w:pPr>
       <w:r>
-        <w:t xml:space="preserve">WRRA-M 0.9 | 2026-10-01</w:t>
+        <w:t xml:space="preserve">WRRA-M 0.9-r1 | 2026-10-02</w:t>
       </w:r>
     </w:p>
     <w:p>
@@ -97,7 +97,7 @@
         <w:jc w:val="left"/>
       </w:pPr>
       <w:r>
-        <w:t xml:space="preserve">WRRA 고유 변환은 주소별 상태와 스펙트럼을 받아 고갈되는 저장분의 누적 입장을 계산하고, 복귀 경계에서 세 부문 장부를 닫은 뒤, 정규화한 조건부 채널 배분과 실제 선택 순열을 적용하는 것이다. 산출값은 5%·26.8%·68.2%, 잔존 Actual 31.8%, 전체 집계 100%, 48개 채널 장부다. 26개 검증 묶음을 통과했으며 기존 0.8의 9개 결과와 전하표가 그대로 재현된다.</w:t>
+        <w:t xml:space="preserve">WRRA 고유 변환은 주소별 상태와 스펙트럼을 받아 고갈되는 저장분의 누적 입장을 계산하고, 복귀 경계에서 세 부문 장부를 닫은 뒤, 정규화한 조건부 채널 배분과 실제 선택 순열을 적용하는 것이다. 산출값은 5%·26.8%·68.2%, 잔존 Actual 31.8%, 전체 집계 100%, 48개 채널 장부다. 27개 검증 묶음을 통과했으며 기존 0.8의 9개 결과와 전하표가 그대로 재현된다.</w:t>
       </w:r>
     </w:p>
     <w:p>
@@ -6711,7 +6711,7 @@
         <w:jc w:val="left"/>
       </w:pPr>
       <w:r>
-        <w:t xml:space="preserve">0.10은 주소별 물리 에너지 부하 epsilon_s(n,V), 부문 결합과 부피 의존성을 명시해야 한다. 다음 식은 그 인터페이스가 충족해야 할 에너지·압력 관계이며 0.9가 실행한 산출식이 아니다. R=68.2%만으로 압력이 정해지지 않고, 95:5만으로 길이가 정해지지 않는다. 실제 팽창 응답과 앞으로 검증할 뒤틀림의 인과 설명도 구분한다. c는 SI 정의값을 고정 입력으로 유지한다.</w:t>
+        <w:t xml:space="preserve">0.10은 주소별 물리 에너지 부하 epsilon_s(n,V), 부문 결합과 부피 의존성을 명시해야 한다. 다음 식은 그 인터페이스가 충족해야 할 에너지·압력 관계이며 0.9가 실행한 산출식이 아니다. 고정 상태 mathcal S는 주소 상태·효과·결합 구성이며 미복귀 SOURCE S_k와 구분한다. R=68.2%만으로 압력이 정해지지 않고, 95:5만으로 길이가 정해지지 않는다. 실제 팽창 응답과 앞으로 검증할 뒤틀림의 인과 설명도 구분한다. c는 SI 정의값을 고정 입력으로 유지한다.</w:t>
       </w:r>
     </w:p>
     <w:p>
@@ -6988,7 +6988,7 @@
         <w:jc w:val="left"/>
       </w:pPr>
       <w:r>
-        <w:t xml:space="preserve">26개 묶음은 독립 소수 분류, 동결한 상류 코드와 결과, 제타 영점 재검산, 누적곱과 고갈 수송, 각 주소와 각 갱신의 보존, Actual 분모, 0.8 전체 결과의 동일성, 비균등 채널 결합, 임의 대각 상태와 작은 결맞음 상태의 효과 양성, 명시적 산술 재보정, 경계 변경, 서로 다른 미시 규칙의 같은 총량, 컷오프 구분, 잘못된 입력 16개의 차단과 출처 해시를 포함한다.</w:t>
+        <w:t xml:space="preserve">27개 묶음은 독립 소수 분류, 동결한 상류 코드와 결과, 제타 영점 재검산, 누적곱과 고갈 수송, 각 주소와 각 갱신의 보존, Actual 분모, 0.8 전체 결과의 동일성, 비균등 채널 결합, 임의 대각 상태와 작은 결맞음 상태의 효과 양성, 명시적 산술 재보정, 경계 변경, 서로 다른 미시 규칙의 같은 총량, 컷오프 구분, 잘못된 입력 16개의 차단과 출처 해시를 포함한다. r1은 희소 커널 전체 재배정 20개 경우를 추가 검사하고, 양의 직접 합산으로 채널의 영 지지를 보존한다.</w:t>
       </w:r>
     </w:p>
     <w:p>
